--- a/demo/expected-redline.docx
+++ b/demo/expected-redline.docx
@@ -151,6 +151,7 @@
       </w:r>
     </w:p>
     <w:sectPr>
+      <w:footerReference w:type="default" r:id="rId9"/>
       <w:pgSz w:w="12240" w:h="15840"/>
       <w:pgMar w:top="1440" w:right="1800" w:bottom="1440" w:left="1800" w:header="720" w:footer="720" w:gutter="0"/>
       <w:cols w:space="720"/>
@@ -158,6 +159,107 @@
     </w:sectPr>
   </w:body>
 </w:document>
+</file>
+
+<file path=word/footer1.xml><?xml version="1.0" encoding="utf-8"?>
+<w:ftr xmlns:wpc="http://schemas.microsoft.com/office/word/2010/wordprocessingCanvas" xmlns:cx="http://schemas.microsoft.com/office/drawing/2014/chartex" xmlns:mc="http://schemas.openxmlformats.org/markup-compatibility/2006" xmlns:o="urn:schemas-microsoft-com:office:office" xmlns:r="http://schemas.openxmlformats.org/officeDocument/2006/relationships" xmlns:m="http://schemas.openxmlformats.org/officeDocument/2006/math" xmlns:v="urn:schemas-microsoft-com:vml" xmlns:wp14="http://schemas.microsoft.com/office/word/2010/wordprocessingDrawing" xmlns:wp="http://schemas.openxmlformats.org/drawingml/2006/wordprocessingDrawing" xmlns:w10="urn:schemas-microsoft-com:office:word" xmlns:w="http://schemas.openxmlformats.org/wordprocessingml/2006/main" xmlns:w14="http://schemas.microsoft.com/office/word/2010/wordml" xmlns:w15="http://schemas.microsoft.com/office/word/2012/wordml" xmlns:w16cex="http://schemas.microsoft.com/office/word/2018/wordml/cex" xmlns:w16cid="http://schemas.microsoft.com/office/word/2016/wordml/cid" xmlns:w16="http://schemas.microsoft.com/office/word/2018/wordml" xmlns:w16sdtdh="http://schemas.microsoft.com/office/word/2020/wordml/sdtdatahash" xmlns:w16se="http://schemas.microsoft.com/office/word/2015/wordml/symex" xmlns:wpg="http://schemas.microsoft.com/office/word/2010/wordprocessingGroup" xmlns:wpi="http://schemas.microsoft.com/office/word/2010/wordprocessingInk" xmlns:wne="http://schemas.microsoft.com/office/word/2006/wordml" xmlns:wps="http://schemas.microsoft.com/office/word/2010/wordprocessingShape" mc:Ignorable="w14 w15 w16se w16cid w16 w16cex w16sdtdh wp14">
+  <w:p>
+    <w:pPr>
+      <w:pStyle w:val="Footer"/>
+      <w:spacing w:before="160"/>
+      <w:jc w:val="left"/>
+    </w:pPr>
+    <w:r>
+      <w:rPr>
+        <w:rFonts w:ascii="Calibri" w:hAnsi="Calibri"/>
+        <w:sz w:val="16"/>
+        <w:szCs w:val="16"/>
+        <w:color w:val="595959"/>
+      </w:rPr>
+      <w:t xml:space="preserve">clausecraft is a research project, not a product. It is not legal advice.</w:t>
+    </w:r>
+  </w:p>
+  <w:p>
+    <w:pPr>
+      <w:pStyle w:val="Footer"/>
+      <w:spacing/>
+      <w:jc w:val="left"/>
+    </w:pPr>
+    <w:r>
+      <w:rPr>
+        <w:rFonts w:ascii="Calibri" w:hAnsi="Calibri"/>
+        <w:sz w:val="16"/>
+        <w:szCs w:val="16"/>
+        <w:color w:val="595959"/>
+      </w:rPr>
+      <w:t xml:space="preserve">Every flag, deviation, redline, and summary produced by clausecraft is a suggestion generated by a language model. The model can be wrong. The model can be confidently wrong. The model can miss things that matter and over-flag things that don't.</w:t>
+    </w:r>
+  </w:p>
+  <w:p>
+    <w:pPr>
+      <w:pStyle w:val="Footer"/>
+      <w:spacing/>
+      <w:jc w:val="left"/>
+    </w:pPr>
+    <w:r>
+      <w:rPr>
+        <w:rFonts w:ascii="Calibri" w:hAnsi="Calibri"/>
+        <w:sz w:val="16"/>
+        <w:szCs w:val="16"/>
+        <w:color w:val="595959"/>
+      </w:rPr>
+      <w:t xml:space="preserve">You are the decision-maker. clausecraft is a tool to speed up the mechanical parts of contract review (clause extraction, citation retrieval, formatting of redlines). It is not a substitute for a lawyer, a paralegal, or your own judgment.</w:t>
+    </w:r>
+  </w:p>
+  <w:p>
+    <w:pPr>
+      <w:pStyle w:val="Footer"/>
+      <w:spacing/>
+      <w:jc w:val="left"/>
+    </w:pPr>
+    <w:r>
+      <w:rPr>
+        <w:rFonts w:ascii="Calibri" w:hAnsi="Calibri"/>
+        <w:sz w:val="16"/>
+        <w:szCs w:val="16"/>
+        <w:color w:val="595959"/>
+      </w:rPr>
+      <w:t xml:space="preserve">The playbook is public-source. Every clause in the baseline playbook comes from a public source (EU SCCs, IAPP, ABA, BGB, DSGVO, Tarifvertrag, etc.) with provenance attached. The system is reproducible against the playbook version, but the playbook itself is not legal advice either — it's a reference set.</w:t>
+    </w:r>
+  </w:p>
+  <w:p>
+    <w:pPr>
+      <w:pStyle w:val="Footer"/>
+      <w:spacing/>
+      <w:jc w:val="left"/>
+    </w:pPr>
+    <w:r>
+      <w:rPr>
+        <w:rFonts w:ascii="Calibri" w:hAnsi="Calibri"/>
+        <w:sz w:val="16"/>
+        <w:szCs w:val="16"/>
+        <w:color w:val="595959"/>
+      </w:rPr>
+      <w:t xml:space="preserve">If we can't cite it, we mark it unverified. If the deviation spotter cannot find a playbook clause to compare against, it flags the deviation as "unverified" rather than asserting it. This is the central safety mechanism. Use those unverified flags as a prompt to think harder, not as a conclusion.</w:t>
+    </w:r>
+  </w:p>
+  <w:p>
+    <w:pPr>
+      <w:pStyle w:val="Footer"/>
+      <w:spacing/>
+      <w:jc w:val="left"/>
+    </w:pPr>
+    <w:r>
+      <w:rPr>
+        <w:rFonts w:ascii="Calibri" w:hAnsi="Calibri"/>
+        <w:sz w:val="16"/>
+        <w:szCs w:val="16"/>
+        <w:color w:val="595959"/>
+      </w:rPr>
+      <w:t xml:space="preserve">Lawyer review required before any public deploy. This disclaimer must be reviewed by a real lawyer before clausecraft is exposed to users who might rely on its output for an actual legal decision.</w:t>
+    </w:r>
+  </w:p>
+</w:ftr>
 </file>
 
 <file path=word/numbering.xml><?xml version="1.0" encoding="utf-8"?>
